--- a/lessons/6-10/homework.docx
+++ b/lessons/6-10/homework.docx
@@ -24,7 +24,7 @@
           <w:i/>
           <w:iCs/>
         </w:rPr>
-        <w:t xml:space="preserve">Lesson 2-4  •  Standard 6.NOS.1</w:t>
+        <w:t xml:space="preserve">Lesson 6-10  •  Standard 6.NOS.1</w:t>
       </w:r>
     </w:p>
     <w:p>
@@ -161,10 +161,10 @@
           <w:b/>
           <w:bCs/>
         </w:rPr>
-        <w:t xml:space="preserve">Mixed Number (Número mixto)</w:t>
-      </w:r>
-      <w:r>
-        <w:t xml:space="preserve"> — A whole number plus a fraction, like 2 1/3.</w:t>
+        <w:t xml:space="preserve">Divide Mixed Numbers (Dividir números mixtos)</w:t>
+      </w:r>
+      <w:r>
+        <w:t xml:space="preserve"> — Change mixed numbers to improper fractions, then multiply by the reciprocal.</w:t>
       </w:r>
     </w:p>
     <w:p>
@@ -224,10 +224,10 @@
           <w:b/>
           <w:bCs/>
         </w:rPr>
-        <w:t xml:space="preserve">Improper Fraction (Fracción impropia)</w:t>
-      </w:r>
-      <w:r>
-        <w:t xml:space="preserve"> — A fraction where the top is bigger than or equal to the bottom, like 7/4.</w:t>
+        <w:t xml:space="preserve">Mixed Number (Número mixto)</w:t>
+      </w:r>
+      <w:r>
+        <w:t xml:space="preserve"> — A whole number plus a fraction, like 2 1/3.</w:t>
       </w:r>
     </w:p>
     <w:p>
@@ -287,10 +287,10 @@
           <w:b/>
           <w:bCs/>
         </w:rPr>
-        <w:t xml:space="preserve">Convert (Convertir)</w:t>
-      </w:r>
-      <w:r>
-        <w:t xml:space="preserve"> — To change a number to a new form but keep the same value.</w:t>
+        <w:t xml:space="preserve">Improper Fraction (Fracción impropia)</w:t>
+      </w:r>
+      <w:r>
+        <w:t xml:space="preserve"> — A fraction where the top is bigger than or equal to the bottom, like 7/4.</w:t>
       </w:r>
     </w:p>
     <w:p>
@@ -350,10 +350,10 @@
           <w:b/>
           <w:bCs/>
         </w:rPr>
-        <w:t xml:space="preserve">Simplify (Simplificar)</w:t>
-      </w:r>
-      <w:r>
-        <w:t xml:space="preserve"> — To make a fraction smaller using the same parts, like 2/4 = 1/2.</w:t>
+        <w:t xml:space="preserve">Convert (Convertir)</w:t>
+      </w:r>
+      <w:r>
+        <w:t xml:space="preserve"> — To change a number to a new form but keep the same value.</w:t>
       </w:r>
     </w:p>
     <w:p>
@@ -413,6 +413,69 @@
           <w:b/>
           <w:bCs/>
         </w:rPr>
+        <w:t xml:space="preserve">Simplify (Simplificar)</w:t>
+      </w:r>
+      <w:r>
+        <w:t xml:space="preserve"> — To make a fraction smaller using the same parts, like 2/4 = 1/2.</w:t>
+      </w:r>
+    </w:p>
+    <w:p>
+      <w:pPr>
+        <w:keepNext/>
+        <w:spacing w:after="20" w:before="80"/>
+        <w:jc w:val="center"/>
+      </w:pPr>
+      <w:r>
+        <w:drawing>
+          <wp:inline distT="0" distB="0" distL="0" distR="0">
+            <wp:extent cx="1047750" cy="790575"/>
+            <wp:effectExtent t="0" r="0" b="0" l="0"/>
+            <wp:docPr id="1" name="" descr="" title=""/>
+            <wp:cNvGraphicFramePr>
+              <a:graphicFrameLocks xmlns:a="http://schemas.openxmlformats.org/drawingml/2006/main" noChangeAspect="1"/>
+            </wp:cNvGraphicFramePr>
+            <a:graphic xmlns:a="http://schemas.openxmlformats.org/drawingml/2006/main">
+              <a:graphicData uri="http://schemas.openxmlformats.org/drawingml/2006/picture">
+                <pic:pic xmlns:pic="http://schemas.openxmlformats.org/drawingml/2006/picture">
+                  <pic:nvPicPr>
+                    <pic:cNvPr id="0" name="" descr=""/>
+                    <pic:cNvPicPr>
+                      <a:picLocks noChangeAspect="1" noChangeArrowheads="1"/>
+                    </pic:cNvPicPr>
+                  </pic:nvPicPr>
+                  <pic:blipFill>
+                    <a:blip r:embed="rId12" cstate="none"/>
+                    <a:srcRect/>
+                    <a:stretch>
+                      <a:fillRect/>
+                    </a:stretch>
+                  </pic:blipFill>
+                  <pic:spPr bwMode="auto">
+                    <a:xfrm>
+                      <a:off x="0" y="0"/>
+                      <a:ext cx="1047750" cy="790575"/>
+                    </a:xfrm>
+                    <a:prstGeom prst="rect">
+                      <a:avLst/>
+                    </a:prstGeom>
+                  </pic:spPr>
+                </pic:pic>
+              </a:graphicData>
+            </a:graphic>
+          </wp:inline>
+        </w:drawing>
+      </w:r>
+    </w:p>
+    <w:p>
+      <w:pPr>
+        <w:keepNext/>
+        <w:spacing w:after="120"/>
+      </w:pPr>
+      <w:r>
+        <w:rPr>
+          <w:b/>
+          <w:bCs/>
+        </w:rPr>
         <w:t xml:space="preserve">Reciprocal (Recíproco)</w:t>
       </w:r>
       <w:r>
@@ -1158,7 +1221,7 @@
           <w:b/>
           <w:bCs/>
         </w:rPr>
-        <w:t xml:space="preserve">6. onLevel — Spot the Common Mistake</w:t>
+        <w:t xml:space="preserve">6. Spot the Common Mistake</w:t>
       </w:r>
     </w:p>
     <w:p>
@@ -1807,7 +1870,7 @@
           <w:b/>
           <w:bCs/>
         </w:rPr>
-        <w:t xml:space="preserve">6. onLevel — Spot the Common Mistake</w:t>
+        <w:t xml:space="preserve">6. Spot the Common Mistake</w:t>
       </w:r>
     </w:p>
     <w:p>
@@ -1824,6 +1887,14 @@
       </w:pPr>
       <w:r>
         <w:t xml:space="preserve">     Correct work: The student divided before converting the mixed number. First convert: 3 1/3 = 10/3. Then 10/3 ÷ 2/3 = 10/3 × 3/2 = 30/6 = 5, not 3 1/2.</w:t>
+      </w:r>
+    </w:p>
+    <w:p>
+      <w:pPr>
+        <w:spacing w:after="80" w:before="0"/>
+      </w:pPr>
+      <w:r>
+        <w:t xml:space="preserve">     Watch for: The break happens at the second step: the student jumped straight to Keep, Change, Flip while 3 1/3 was still a mixed number, then multiplied only the fraction part. Convert first — 3 1/3 = 10/3 — then 10/3 × 3/2 = 30/6 = 5, not 3 1/2.</w:t>
       </w:r>
     </w:p>
     <w:p>

--- a/lessons/6-10/homework.docx
+++ b/lessons/6-10/homework.docx
@@ -416,7 +416,7 @@
         <w:t xml:space="preserve">Simplify (Simplificar)</w:t>
       </w:r>
       <w:r>
-        <w:t xml:space="preserve"> — To make a fraction smaller using the same parts, like 2/4 = 1/2.</w:t>
+        <w:t xml:space="preserve"> — To write a fraction with smaller numbers that names the same amount, like 2/4 = 1/2.</w:t>
       </w:r>
     </w:p>
     <w:p>
